--- a/tech_cards/склад сырья_tech_card.docx
+++ b/tech_cards/склад сырья_tech_card.docx
@@ -832,6 +832,256 @@
         <w:tc>
           <w:tcPr>
             <w:tcW w:w="1688" w:type="dxa"/>
+          </w:tcPr>
+          <w:p>
+            <w:pPr>
+              <w:pStyle w:val="--2"/>
+            </w:pPr>
+            <w:r>
+              <w:rPr>
+                <w:sz w:val="14"/>
+                <w:rFonts w:ascii="Arial" w:hAnsi="Arial"/>
+              </w:rPr>
+              <w:t xml:space="preserve">потолок</w:t>
+            </w:r>
+          </w:p>
+        </w:tc>
+        <w:tc>
+          <w:tcPr>
+            <w:tcW w:w="1408" w:type="dxa"/>
+          </w:tcPr>
+          <w:p>
+            <w:pPr>
+              <w:pStyle w:val="--2"/>
+            </w:pPr>
+            <w:r>
+              <w:rPr>
+                <w:sz w:val="14"/>
+                <w:rFonts w:ascii="Arial" w:hAnsi="Arial"/>
+              </w:rPr>
+              <w:t xml:space="preserve">дезинфекция</w:t>
+            </w:r>
+          </w:p>
+        </w:tc>
+        <w:tc>
+          <w:tcPr>
+            <w:tcW w:w="506" w:type="dxa"/>
+            <w:tcMar>
+              <w:left w:w="0" w:type="dxa"/>
+              <w:right w:w="0" w:type="dxa"/>
+            </w:tcMar>
+            <w:textDirection w:val="btLr"/>
+            <w:vAlign w:val="center"/>
+          </w:tcPr>
+          <w:p>
+            <w:pPr>
+              <w:pStyle w:val="--3"/>
+            </w:pPr>
+            <w:r>
+              <w:rPr>
+                <w:sz w:val="14"/>
+                <w:rFonts w:ascii="Arial" w:hAnsi="Arial"/>
+              </w:rPr>
+              <w:t xml:space="preserve"/>
+            </w:r>
+          </w:p>
+        </w:tc>
+        <w:tc>
+          <w:tcPr>
+            <w:tcW w:w="1913" w:type="dxa"/>
+            <w:shd w:val="clear" w:color="auto" w:fill="FFFFCC"/>
+          </w:tcPr>
+          <w:p>
+            <w:pPr>
+              <w:pStyle w:val="-0"/>
+            </w:pPr>
+            <w:r>
+              <w:rPr>
+                <w:rFonts w:ascii="Arial" w:hAnsi="Arial"/>
+                <w:b/>
+                <w:sz w:val="14"/>
+              </w:rPr>
+              <w:t>ХИМИТЕК ПОЛИДЕЗ</w:t>
+            </w:r>
+            <w:r>
+              <w:rPr>
+                <w:rFonts w:ascii="Arial" w:hAnsi="Arial"/>
+                <w:b/>
+                <w:sz w:val="14"/>
+                <w:vertAlign w:val="superscript"/>
+              </w:rPr>
+              <w:t>®</w:t>
+            </w:r>
+            <w:r>
+              <w:rPr>
+                <w:rFonts w:ascii="Arial" w:hAnsi="Arial"/>
+                <w:b/>
+                <w:sz w:val="14"/>
+              </w:rPr>
+              <w:t>-СУПЕР</w:t>
+            </w:r>
+          </w:p>
+        </w:tc>
+        <w:tc>
+          <w:tcPr>
+            <w:tcW w:w="1520" w:type="dxa"/>
+          </w:tcPr>
+          <w:p>
+            <w:pPr>
+              <w:pStyle w:val="--2"/>
+            </w:pPr>
+            <w:r>
+              <w:rPr>
+                <w:sz w:val="14"/>
+                <w:rFonts w:ascii="Arial" w:hAnsi="Arial"/>
+              </w:rPr>
+              <w:t xml:space="preserve">ручной (протирание)</w:t>
+            </w:r>
+          </w:p>
+        </w:tc>
+        <w:tc>
+          <w:tcPr>
+            <w:tcW w:w="2025" w:type="dxa"/>
+          </w:tcPr>
+          <w:p>
+            <w:pPr>
+              <w:pStyle w:val="--3"/>
+            </w:pPr>
+            <w:r>
+              <w:rPr>
+                <w:rFonts w:ascii="Arial" w:hAnsi="Arial"/>
+                <w:sz w:val="14"/>
+              </w:rPr>
+              <w:t>0,02 % - 0,04 % (по НУК)</w:t>
+            </w:r>
+            <w:r>
+              <w:br/>
+            </w:r>
+            <w:r>
+              <w:rPr>
+                <w:rFonts w:ascii="Arial" w:hAnsi="Arial"/>
+                <w:sz w:val="14"/>
+              </w:rPr>
+              <w:t>дозирующая система ProMax</w:t>
+            </w:r>
+          </w:p>
+        </w:tc>
+        <w:tc>
+          <w:tcPr>
+            <w:tcW w:w="1183" w:type="dxa"/>
+          </w:tcPr>
+          <w:p>
+            <w:pPr>
+              <w:pStyle w:val="--3"/>
+            </w:pPr>
+            <w:r>
+              <w:rPr>
+                <w:sz w:val="14"/>
+                <w:rFonts w:ascii="Arial" w:hAnsi="Arial"/>
+              </w:rPr>
+              <w:t xml:space="preserve">не выше 20°C</w:t>
+            </w:r>
+          </w:p>
+        </w:tc>
+        <w:tc>
+          <w:tcPr>
+            <w:tcW w:w="1126" w:type="dxa"/>
+          </w:tcPr>
+          <w:p>
+            <w:pPr>
+              <w:pStyle w:val="--3"/>
+            </w:pPr>
+            <w:r>
+              <w:rPr>
+                <w:sz w:val="14"/>
+                <w:rFonts w:ascii="Arial" w:hAnsi="Arial"/>
+              </w:rPr>
+              <w:t xml:space="preserve">20 минут</w:t>
+            </w:r>
+          </w:p>
+        </w:tc>
+        <w:tc>
+          <w:tcPr>
+            <w:tcW w:w="510" w:type="dxa"/>
+            <w:noWrap/>
+            <w:tcMar>
+              <w:left w:w="0" w:type="dxa"/>
+              <w:right w:w="0" w:type="dxa"/>
+            </w:tcMar>
+            <w:textDirection w:val="btLr"/>
+            <w:tcFitText/>
+            <w:vAlign w:val="center"/>
+          </w:tcPr>
+          <w:p>
+            <w:pPr>
+              <w:pStyle w:val="--3"/>
+            </w:pPr>
+            <w:r>
+              <w:rPr>
+                <w:sz w:val="14"/>
+                <w:rFonts w:ascii="Arial" w:hAnsi="Arial"/>
+                <w:b/>
+              </w:rPr>
+              <w:t xml:space="preserve">промаркированный</w:t>
+            </w:r>
+          </w:p>
+        </w:tc>
+        <w:tc>
+          <w:tcPr>
+            <w:tcW w:w="958" w:type="dxa"/>
+          </w:tcPr>
+          <w:p>
+            <w:pPr>
+              <w:pStyle w:val="--3"/>
+            </w:pPr>
+            <w:r>
+              <w:rPr>
+                <w:sz w:val="14"/>
+                <w:rFonts w:ascii="Arial" w:hAnsi="Arial"/>
+              </w:rPr>
+              <w:t xml:space="preserve">1 раз в 12 месяцев</w:t>
+            </w:r>
+          </w:p>
+        </w:tc>
+        <w:tc>
+          <w:tcPr>
+            <w:tcW w:w="1351" w:type="dxa"/>
+          </w:tcPr>
+          <w:p>
+            <w:pPr>
+              <w:pStyle w:val="--2"/>
+            </w:pPr>
+            <w:r>
+              <w:rPr>
+                <w:sz w:val="14"/>
+                <w:rFonts w:ascii="Arial" w:hAnsi="Arial"/>
+              </w:rPr>
+              <w:t xml:space="preserve">сотрудник внутреннего клининга</w:t>
+            </w:r>
+          </w:p>
+        </w:tc>
+        <w:tc>
+          <w:tcPr>
+            <w:tcW w:w="1688" w:type="dxa"/>
+          </w:tcPr>
+          <w:p>
+            <w:pPr>
+              <w:pStyle w:val="--2"/>
+            </w:pPr>
+            <w:r>
+              <w:rPr>
+                <w:sz w:val="14"/>
+                <w:rFonts w:ascii="Arial" w:hAnsi="Arial"/>
+              </w:rPr>
+              <w:t xml:space="preserve">визуальный контроль/ сотрудник отдела качества</w:t>
+            </w:r>
+          </w:p>
+        </w:tc>
+      </w:tr>
+      <w:tr>
+        <w:tc>
+          <w:tcPr>
+            <w:tcW w:w="1688" w:type="dxa"/>
             <w:vMerge w:val="restart"/>
           </w:tcPr>
           <w:p>
@@ -1169,7 +1419,7 @@
                 <w:sz w:val="14"/>
                 <w:rFonts w:ascii="Arial" w:hAnsi="Arial"/>
               </w:rPr>
-              <w:t xml:space="preserve">протирание</w:t>
+              <w:t xml:space="preserve">ручной (протирание)</w:t>
             </w:r>
           </w:p>
         </w:tc>
@@ -1862,7 +2112,7 @@
                 <w:sz w:val="14"/>
                 <w:rFonts w:ascii="Arial" w:hAnsi="Arial"/>
               </w:rPr>
-              <w:t xml:space="preserve">протирание</w:t>
+              <w:t xml:space="preserve">ручной (протирание)</w:t>
             </w:r>
           </w:p>
         </w:tc>
@@ -2312,7 +2562,7 @@
                 <w:sz w:val="14"/>
                 <w:rFonts w:ascii="Arial" w:hAnsi="Arial"/>
               </w:rPr>
-              <w:t xml:space="preserve">протирание</w:t>
+              <w:t xml:space="preserve">ручной (протирание)</w:t>
             </w:r>
           </w:p>
         </w:tc>
@@ -2730,7 +2980,7 @@
                 <w:sz w:val="14"/>
                 <w:rFonts w:ascii="Arial" w:hAnsi="Arial"/>
               </w:rPr>
-              <w:t xml:space="preserve">протирание</w:t>
+              <w:t xml:space="preserve">ручной (замачивание)</w:t>
             </w:r>
           </w:p>
         </w:tc>
